--- a/src/content/poetry/05-bozhe-bozhe-milyi/ru.docx
+++ b/src/content/poetry/05-bozhe-bozhe-milyi/ru.docx
@@ -6,14 +6,22 @@
       <w:pPr>
         <w:contextualSpacing/>
         <w:rPr>
-          <w:rStyle w:val="a6"/>
+          <w:rFonts w:eastAsia="Times New Roman"/>
+          <w:kern w:val="0"/>
+          <w:szCs w:val="24"/>
+          <w14:ligatures w14:val="none"/>
         </w:rPr>
       </w:pPr>
       <w:r>
         <w:rPr>
-          <w:rStyle w:val="a6"/>
+          <w:rFonts w:eastAsia="Times New Roman"/>
+          <w:bCs/>
+          <w:b/>
+          <w:kern w:val="0"/>
+          <w:szCs w:val="24"/>
+          <w14:ligatures w14:val="none"/>
         </w:rPr>
-        <w:t>«Боже, Боже милый…»</w:t>
+        <w:t xml:space="preserve">Боже, Боже, милый...</w:t>
       </w:r>
     </w:p>
     <w:p>
@@ -572,24 +580,19 @@
     </w:p>
     <w:p>
       <w:pPr>
-        <w:contextualSpacing/>
-      </w:pPr>
-      <w:r>
-        <w:t>09.02.2025</w:t>
-      </w:r>
-      <w:r>
-        <w:t xml:space="preserve"> Сергей </w:t>
-      </w:r>
-      <w:proofErr w:type="spellStart"/>
-      <w:r>
-        <w:t>Панкратиус</w:t>
-      </w:r>
-      <w:proofErr w:type="spellEnd"/>
-    </w:p>
-    <w:p>
-      <w:pPr>
-        <w:contextualSpacing/>
-      </w:pPr>
+        <w:spacing w:before="200"/>
+        <w:rPr>
+          <w:i/>
+          <w:iCs/>
+        </w:rPr>
+      </w:pPr>
+      <w:r>
+        <w:rPr>
+          <w:i/>
+          <w:iCs/>
+        </w:rPr>
+        <w:t xml:space="preserve">09.02.2025, Сергей Панкратиус</w:t>
+      </w:r>
     </w:p>
     <w:sectPr>
       <w:pgSz w:w="11906" w:h="16838"/>
